--- a/files/damumed-band-otchet-ag.docx
+++ b/files/damumed-band-otchet-ag.docx
@@ -4853,16 +4853,16 @@
     </w:p>
     <w:p>
       <w:r>
-        <w:t xml:space="preserve">Компания предлагает </w:t>
+        <w:t xml:space="preserve">✅ </w:t>
       </w:r>
       <w:r>
         <w:rPr>
           <w:b/>
         </w:rPr>
-        <w:t>вводный звонок</w:t>
-      </w:r>
-      <w:r>
-        <w:t>.</w:t>
+        <w:t>Наш ответ отправлен 6 сентября 2026 года в 17:19</w:t>
+      </w:r>
+      <w:r>
+        <w:t xml:space="preserve"> (Астана) – Elad Halperin, копия Tomer Bentzion. Содержание: масштаб Damumed (1 700 клиник, 118 тыс. врачей, 5,3 млн пациентов в приложении), механика стимулирующего компонента с пересчётом в доллары, наша модель домашнего ношения вместо кабинетного измерения, готовность выступить держателем регистрационного удостоверения, возможность регистрации по правилам ЕАЭС на пять стран и около 185 млн человек, механизм поставки приборов в рассрочку через существующие арендные платежи клиник, техническое описание требуемой интеграции. Плюс четыре встречных вопроса – ключевой о том, работает ли домашняя конфигурация LM1CS без планшета-компаньона и без медработника.</w:t>
       </w:r>
     </w:p>
     <w:p>
@@ -6205,10 +6205,9 @@
             </w:r>
             <w:r>
               <w:rPr>
-                <w:b/>
-                <w:sz w:val="18"/>
-              </w:rPr>
-              <w:t>сейчас</w:t>
+                <w:sz w:val="18"/>
+              </w:rPr>
+              <w:t>✅ 06.09</w:t>
             </w:r>
           </w:p>
         </w:tc>
@@ -6226,7 +6225,7 @@
               <w:rPr>
                 <w:sz w:val="18"/>
               </w:rPr>
-              <w:t xml:space="preserve">подготовить ответ </w:t>
+              <w:t xml:space="preserve">ответ </w:t>
             </w:r>
             <w:r>
               <w:rPr>
@@ -6239,7 +6238,7 @@
               <w:rPr>
                 <w:sz w:val="18"/>
               </w:rPr>
-              <w:t xml:space="preserve"> на семь встречных вопросов и согласовать вводный звонок</w:t>
+              <w:t xml:space="preserve"> отправлен; ждём ответа на четыре наших вопроса</w:t>
             </w:r>
           </w:p>
         </w:tc>

--- a/files/damumed-band-otchet-ag.docx
+++ b/files/damumed-band-otchet-ag.docx
@@ -254,7 +254,7 @@
               <w:rPr>
                 <w:sz w:val="18"/>
               </w:rPr>
-              <w:t>Цена поликлинике</w:t>
+              <w:t>Вложения</w:t>
             </w:r>
           </w:p>
         </w:tc>
@@ -273,13 +273,13 @@
                 <w:b/>
                 <w:sz w:val="18"/>
               </w:rPr>
-              <w:t>29 900 ₸</w:t>
-            </w:r>
-            <w:r>
-              <w:rPr>
-                <w:sz w:val="18"/>
-              </w:rPr>
-              <w:t xml:space="preserve"> (рабочая гипотеза)</w:t>
+              <w:t>30 млн ₸</w:t>
+            </w:r>
+            <w:r>
+              <w:rPr>
+                <w:sz w:val="18"/>
+              </w:rPr>
+              <w:t>: регистрация 15 + валидация ISO 81060-2 ≈12 (оценка) + образцы 3</w:t>
             </w:r>
           </w:p>
         </w:tc>
@@ -299,7 +299,7 @@
               <w:rPr>
                 <w:sz w:val="18"/>
               </w:rPr>
-              <w:t>Розница</w:t>
+              <w:t>Старт продаж</w:t>
             </w:r>
           </w:p>
         </w:tc>
@@ -318,13 +318,7 @@
                 <w:b/>
                 <w:sz w:val="18"/>
               </w:rPr>
-              <w:t>44 990 ₸</w:t>
-            </w:r>
-            <w:r>
-              <w:rPr>
-                <w:sz w:val="18"/>
-              </w:rPr>
-              <w:t xml:space="preserve"> – втрое дешевле Huawei Watch D2 в РК</w:t>
+              <w:t>13-й месяц</w:t>
             </w:r>
           </w:p>
         </w:tc>
@@ -344,7 +338,7 @@
               <w:rPr>
                 <w:sz w:val="18"/>
               </w:rPr>
-              <w:t>Вложения</w:t>
+              <w:t>Цена и экономика</w:t>
             </w:r>
           </w:p>
         </w:tc>
@@ -363,187 +357,13 @@
                 <w:b/>
                 <w:sz w:val="18"/>
               </w:rPr>
-              <w:t>30 млн ₸</w:t>
-            </w:r>
-            <w:r>
-              <w:rPr>
-                <w:sz w:val="18"/>
-              </w:rPr>
-              <w:t>: регистрация 15 + валидация ISO 81060-2 ≈12 (оценка) + образцы 3</w:t>
-            </w:r>
-          </w:p>
-        </w:tc>
-      </w:tr>
-      <w:tr>
-        <w:tc>
-          <w:tcPr>
-            <w:tcW w:type="dxa" w:w="4986"/>
-          </w:tcPr>
-          <w:p>
-            <w:r>
-              <w:rPr>
-                <w:sz w:val="18"/>
-              </w:rPr>
-            </w:r>
-            <w:r>
-              <w:rPr>
-                <w:sz w:val="18"/>
-              </w:rPr>
-              <w:t>Старт продаж</w:t>
-            </w:r>
-          </w:p>
-        </w:tc>
-        <w:tc>
-          <w:tcPr>
-            <w:tcW w:type="dxa" w:w="4986"/>
-          </w:tcPr>
-          <w:p>
-            <w:r>
-              <w:rPr>
-                <w:sz w:val="18"/>
-              </w:rPr>
-            </w:r>
-            <w:r>
-              <w:rPr>
-                <w:b/>
-                <w:sz w:val="18"/>
-              </w:rPr>
-              <w:t>13-й месяц</w:t>
-            </w:r>
-          </w:p>
-        </w:tc>
-      </w:tr>
-      <w:tr>
-        <w:tc>
-          <w:tcPr>
-            <w:tcW w:type="dxa" w:w="4986"/>
-          </w:tcPr>
-          <w:p>
-            <w:r>
-              <w:rPr>
-                <w:sz w:val="18"/>
-              </w:rPr>
-            </w:r>
-            <w:r>
-              <w:rPr>
-                <w:sz w:val="18"/>
-              </w:rPr>
-              <w:t>Результат за 24 месяца</w:t>
-            </w:r>
-          </w:p>
-        </w:tc>
-        <w:tc>
-          <w:tcPr>
-            <w:tcW w:type="dxa" w:w="4986"/>
-          </w:tcPr>
-          <w:p>
-            <w:r>
-              <w:rPr>
-                <w:sz w:val="18"/>
-              </w:rPr>
-            </w:r>
-            <w:r>
-              <w:rPr>
-                <w:b/>
-                <w:sz w:val="18"/>
-              </w:rPr>
-              <w:t>+69,9 / +45,5 / +21,1 млн ₸</w:t>
-            </w:r>
-            <w:r>
-              <w:rPr>
-                <w:sz w:val="18"/>
-              </w:rPr>
-              <w:t xml:space="preserve"> при партии 5 000</w:t>
-            </w:r>
-          </w:p>
-        </w:tc>
-      </w:tr>
-      <w:tr>
-        <w:tc>
-          <w:tcPr>
-            <w:tcW w:type="dxa" w:w="4986"/>
-          </w:tcPr>
-          <w:p>
-            <w:r>
-              <w:rPr>
-                <w:sz w:val="18"/>
-              </w:rPr>
-            </w:r>
-            <w:r>
-              <w:rPr>
-                <w:sz w:val="18"/>
-              </w:rPr>
-              <w:t>Минимальный объём</w:t>
-            </w:r>
-          </w:p>
-        </w:tc>
-        <w:tc>
-          <w:tcPr>
-            <w:tcW w:type="dxa" w:w="4986"/>
-          </w:tcPr>
-          <w:p>
-            <w:r>
-              <w:rPr>
-                <w:sz w:val="18"/>
-              </w:rPr>
-            </w:r>
-            <w:r>
-              <w:rPr>
-                <w:b/>
-                <w:sz w:val="18"/>
-              </w:rPr>
-              <w:t>3 000 шт</w:t>
-            </w:r>
-            <w:r>
-              <w:rPr>
-                <w:sz w:val="18"/>
-              </w:rPr>
-              <w:t xml:space="preserve"> (+8,7 млн ₸); при 2 000 – убыток</w:t>
-            </w:r>
-          </w:p>
-        </w:tc>
-      </w:tr>
-      <w:tr>
-        <w:tc>
-          <w:tcPr>
-            <w:tcW w:type="dxa" w:w="4986"/>
-          </w:tcPr>
-          <w:p>
-            <w:r>
-              <w:rPr>
-                <w:sz w:val="18"/>
-              </w:rPr>
-            </w:r>
-            <w:r>
-              <w:rPr>
-                <w:sz w:val="18"/>
-              </w:rPr>
-              <w:t>Предельная закупочная цена</w:t>
-            </w:r>
-          </w:p>
-        </w:tc>
-        <w:tc>
-          <w:tcPr>
-            <w:tcW w:type="dxa" w:w="4986"/>
-          </w:tcPr>
-          <w:p>
-            <w:r>
-              <w:rPr>
-                <w:sz w:val="18"/>
-              </w:rPr>
-            </w:r>
-            <w:r>
-              <w:rPr>
-                <w:b/>
-                <w:sz w:val="18"/>
-              </w:rPr>
-              <w:t>53,6 USD</w:t>
-            </w:r>
-            <w:r>
-              <w:rPr>
-                <w:sz w:val="18"/>
-              </w:rPr>
-              <w:t xml:space="preserve"> при партии 5 000</w:t>
+              <w:t>не считаются</w:t>
+            </w:r>
+            <w:r>
+              <w:rPr>
+                <w:sz w:val="18"/>
+              </w:rPr>
+              <w:t xml:space="preserve"> – нет котировки завода и ответа главврачей о статье расхода</w:t>
             </w:r>
           </w:p>
         </w:tc>
@@ -570,7 +390,7 @@
         <w:t>LiveMetric</w:t>
       </w:r>
       <w:r>
-        <w:t xml:space="preserve"> – с основателем и CEO в копии. Готовы поставлять за пределы США и ЕС через локального партнёра, обсуждать архитектуру данных и API, а позже – OEM вплоть до локального производства. Прислали семь встречных вопросов и предложили звонок. Подробности – раздел 8.6.</w:t>
+        <w:t xml:space="preserve"> – с основателем и CEO в копии. Готовы поставлять за пределы США и ЕС через локального партнёра, обсуждать архитектуру данных и API, а позже – OEM вплоть до локального производства. Прислали семь встречных вопросов и предложили звонок. Подробности – раздел 7.6.</w:t>
       </w:r>
     </w:p>
     <w:p>
@@ -2029,543 +1849,63 @@
         <w:rPr>
           <w:color w:val="177A50"/>
         </w:rPr>
-        <w:t>5. Цена</w:t>
+        <w:t>5. Цена и экономика: почему здесь нет цифр</w:t>
       </w:r>
     </w:p>
     <w:p>
-      <w:r>
-        <w:t xml:space="preserve">Логика та же, что у общего браслета: </w:t>
-      </w:r>
       <w:r>
         <w:rPr>
           <w:b/>
         </w:rPr>
-        <w:t>не снимать маржу с железа, а брать проникновением</w:t>
-      </w:r>
-      <w:r>
-        <w:t>. Но себестоимость кратно выше, поэтому цены другие.</w:t>
+        <w:t>Разделы сняты 06.09.2026.</w:t>
+      </w:r>
+      <w:r>
+        <w:t xml:space="preserve"> В них стояли цена поликлинике, розничная цена и расчёт на 24 месяца. Все три держались на числах, которых у проекта нет: цена была получена привязкой к рознице Huawei Watch D2 – делением её на пять и на три, – а вся экономика считалась от неё. Обоснования со стороны бюджета поликлиники не было ни у одной цифры.</w:t>
       </w:r>
     </w:p>
-    <w:tbl>
-      <w:tblPr>
-        <w:tblStyle w:val="TableGrid"/>
-        <w:tblW w:type="auto" w:w="0"/>
-        <w:tblLook w:firstColumn="1" w:firstRow="1" w:lastColumn="0" w:lastRow="0" w:noHBand="0" w:noVBand="1" w:val="04A0"/>
-      </w:tblPr>
-      <w:tblGrid>
-        <w:gridCol w:w="2493"/>
-        <w:gridCol w:w="2493"/>
-        <w:gridCol w:w="2493"/>
-        <w:gridCol w:w="2493"/>
-      </w:tblGrid>
-      <w:tr>
-        <w:tc>
-          <w:tcPr>
-            <w:tcW w:type="dxa" w:w="2493"/>
-          </w:tcPr>
-          <w:p>
-            <w:r>
-              <w:rPr>
-                <w:b/>
-                <w:sz w:val="18"/>
-              </w:rPr>
-            </w:r>
-            <w:r>
-              <w:rPr>
-                <w:b/>
-                <w:sz w:val="18"/>
-              </w:rPr>
-              <w:t>Кто платит</w:t>
-            </w:r>
-          </w:p>
-        </w:tc>
-        <w:tc>
-          <w:tcPr>
-            <w:tcW w:type="dxa" w:w="2493"/>
-          </w:tcPr>
-          <w:p>
-            <w:r>
-              <w:rPr>
-                <w:b/>
-                <w:sz w:val="18"/>
-              </w:rPr>
-            </w:r>
-            <w:r>
-              <w:rPr>
-                <w:b/>
-                <w:sz w:val="18"/>
-              </w:rPr>
-              <w:t>За что</w:t>
-            </w:r>
-          </w:p>
-        </w:tc>
-        <w:tc>
-          <w:tcPr>
-            <w:tcW w:type="dxa" w:w="2493"/>
-          </w:tcPr>
-          <w:p>
-            <w:r>
-              <w:rPr>
-                <w:b/>
-                <w:sz w:val="18"/>
-              </w:rPr>
-            </w:r>
-            <w:r>
-              <w:rPr>
-                <w:b/>
-                <w:sz w:val="18"/>
-              </w:rPr>
-              <w:t>Цена</w:t>
-            </w:r>
-          </w:p>
-        </w:tc>
-        <w:tc>
-          <w:tcPr>
-            <w:tcW w:type="dxa" w:w="2493"/>
-          </w:tcPr>
-          <w:p>
-            <w:r>
-              <w:rPr>
-                <w:b/>
-                <w:sz w:val="18"/>
-              </w:rPr>
-            </w:r>
-            <w:r>
-              <w:rPr>
-                <w:b/>
-                <w:sz w:val="18"/>
-              </w:rPr>
-              <w:t>Обоснование</w:t>
-            </w:r>
-          </w:p>
-        </w:tc>
-      </w:tr>
-      <w:tr>
-        <w:tc>
-          <w:tcPr>
-            <w:tcW w:type="dxa" w:w="2493"/>
-          </w:tcPr>
-          <w:p>
-            <w:r>
-              <w:rPr>
-                <w:sz w:val="18"/>
-              </w:rPr>
-            </w:r>
-            <w:r>
-              <w:rPr>
-                <w:sz w:val="18"/>
-              </w:rPr>
-              <w:t>Поликлиника</w:t>
-            </w:r>
-          </w:p>
-        </w:tc>
-        <w:tc>
-          <w:tcPr>
-            <w:tcW w:type="dxa" w:w="2493"/>
-          </w:tcPr>
-          <w:p>
-            <w:r>
-              <w:rPr>
-                <w:sz w:val="18"/>
-              </w:rPr>
-            </w:r>
-            <w:r>
-              <w:rPr>
-                <w:sz w:val="18"/>
-              </w:rPr>
-              <w:t>прибор</w:t>
-            </w:r>
-          </w:p>
-        </w:tc>
-        <w:tc>
-          <w:tcPr>
-            <w:tcW w:type="dxa" w:w="2493"/>
-          </w:tcPr>
-          <w:p>
-            <w:r>
-              <w:rPr>
-                <w:sz w:val="18"/>
-              </w:rPr>
-            </w:r>
-            <w:r>
-              <w:rPr>
-                <w:b/>
-                <w:sz w:val="18"/>
-              </w:rPr>
-              <w:t>29 900 ₸</w:t>
-            </w:r>
-          </w:p>
-        </w:tc>
-        <w:tc>
-          <w:tcPr>
-            <w:tcW w:type="dxa" w:w="2493"/>
-          </w:tcPr>
-          <w:p>
-            <w:r>
-              <w:rPr>
-                <w:sz w:val="18"/>
-              </w:rPr>
-            </w:r>
-            <w:r>
-              <w:rPr>
-                <w:sz w:val="18"/>
-              </w:rPr>
-              <w:t xml:space="preserve">против 6 900 ₸ за общий браслет – дороже в 4,3 раза, но </w:t>
-            </w:r>
-            <w:r>
-              <w:rPr>
-                <w:b/>
-                <w:sz w:val="18"/>
-              </w:rPr>
-              <w:t>в пять раз дешевле</w:t>
-            </w:r>
-            <w:r>
-              <w:rPr>
-                <w:sz w:val="18"/>
-              </w:rPr>
-              <w:t xml:space="preserve"> Watch D2 в рознице РК</w:t>
-            </w:r>
-          </w:p>
-        </w:tc>
-      </w:tr>
-      <w:tr>
-        <w:tc>
-          <w:tcPr>
-            <w:tcW w:type="dxa" w:w="2493"/>
-          </w:tcPr>
-          <w:p>
-            <w:r>
-              <w:rPr>
-                <w:sz w:val="18"/>
-              </w:rPr>
-            </w:r>
-            <w:r>
-              <w:rPr>
-                <w:sz w:val="18"/>
-              </w:rPr>
-              <w:t>Поликлиника</w:t>
-            </w:r>
-          </w:p>
-        </w:tc>
-        <w:tc>
-          <w:tcPr>
-            <w:tcW w:type="dxa" w:w="2493"/>
-          </w:tcPr>
-          <w:p>
-            <w:r>
-              <w:rPr>
-                <w:sz w:val="18"/>
-              </w:rPr>
-            </w:r>
-            <w:r>
-              <w:rPr>
-                <w:sz w:val="18"/>
-              </w:rPr>
-              <w:t>модуль наблюдения</w:t>
-            </w:r>
-          </w:p>
-        </w:tc>
-        <w:tc>
-          <w:tcPr>
-            <w:tcW w:type="dxa" w:w="2493"/>
-          </w:tcPr>
-          <w:p>
-            <w:r>
-              <w:rPr>
-                <w:sz w:val="18"/>
-              </w:rPr>
-            </w:r>
-            <w:r>
-              <w:rPr>
-                <w:b/>
-                <w:sz w:val="18"/>
-              </w:rPr>
-              <w:t>0 ₸</w:t>
-            </w:r>
-          </w:p>
-        </w:tc>
-        <w:tc>
-          <w:tcPr>
-            <w:tcW w:type="dxa" w:w="2493"/>
-          </w:tcPr>
-          <w:p>
-            <w:r>
-              <w:rPr>
-                <w:sz w:val="18"/>
-              </w:rPr>
-            </w:r>
-            <w:r>
-              <w:rPr>
-                <w:sz w:val="18"/>
-              </w:rPr>
-              <w:t>входит в аренду медицинской системы; внутренняя цена 500 ₸ на пациента в месяц</w:t>
-            </w:r>
-          </w:p>
-        </w:tc>
-      </w:tr>
-      <w:tr>
-        <w:tc>
-          <w:tcPr>
-            <w:tcW w:type="dxa" w:w="2493"/>
-          </w:tcPr>
-          <w:p>
-            <w:r>
-              <w:rPr>
-                <w:sz w:val="18"/>
-              </w:rPr>
-            </w:r>
-            <w:r>
-              <w:rPr>
-                <w:sz w:val="18"/>
-              </w:rPr>
-              <w:t>Человек</w:t>
-            </w:r>
-          </w:p>
-        </w:tc>
-        <w:tc>
-          <w:tcPr>
-            <w:tcW w:type="dxa" w:w="2493"/>
-          </w:tcPr>
-          <w:p>
-            <w:r>
-              <w:rPr>
-                <w:sz w:val="18"/>
-              </w:rPr>
-            </w:r>
-            <w:r>
-              <w:rPr>
-                <w:sz w:val="18"/>
-              </w:rPr>
-              <w:t>прибор</w:t>
-            </w:r>
-          </w:p>
-        </w:tc>
-        <w:tc>
-          <w:tcPr>
-            <w:tcW w:type="dxa" w:w="2493"/>
-          </w:tcPr>
-          <w:p>
-            <w:r>
-              <w:rPr>
-                <w:sz w:val="18"/>
-              </w:rPr>
-            </w:r>
-            <w:r>
-              <w:rPr>
-                <w:b/>
-                <w:sz w:val="18"/>
-              </w:rPr>
-              <w:t>44 990 ₸</w:t>
-            </w:r>
-          </w:p>
-        </w:tc>
-        <w:tc>
-          <w:tcPr>
-            <w:tcW w:type="dxa" w:w="2493"/>
-          </w:tcPr>
-          <w:p>
-            <w:r>
-              <w:rPr>
-                <w:sz w:val="18"/>
-              </w:rPr>
-            </w:r>
-            <w:r>
-              <w:rPr>
-                <w:sz w:val="18"/>
-              </w:rPr>
-              <w:t>втрое дешевле Watch D2 (148 700–189 890 ₸); рассрочка на год – около 3 750 ₸/мес</w:t>
-            </w:r>
-          </w:p>
-        </w:tc>
-      </w:tr>
-      <w:tr>
-        <w:tc>
-          <w:tcPr>
-            <w:tcW w:type="dxa" w:w="2493"/>
-          </w:tcPr>
-          <w:p>
-            <w:r>
-              <w:rPr>
-                <w:sz w:val="18"/>
-              </w:rPr>
-            </w:r>
-            <w:r>
-              <w:rPr>
-                <w:sz w:val="18"/>
-              </w:rPr>
-              <w:t>Человек</w:t>
-            </w:r>
-          </w:p>
-        </w:tc>
-        <w:tc>
-          <w:tcPr>
-            <w:tcW w:type="dxa" w:w="2493"/>
-          </w:tcPr>
-          <w:p>
-            <w:r>
-              <w:rPr>
-                <w:sz w:val="18"/>
-              </w:rPr>
-            </w:r>
-            <w:r>
-              <w:rPr>
-                <w:sz w:val="18"/>
-              </w:rPr>
-              <w:t>подписка</w:t>
-            </w:r>
-          </w:p>
-        </w:tc>
-        <w:tc>
-          <w:tcPr>
-            <w:tcW w:type="dxa" w:w="2493"/>
-          </w:tcPr>
-          <w:p>
-            <w:r>
-              <w:rPr>
-                <w:sz w:val="18"/>
-              </w:rPr>
-            </w:r>
-            <w:r>
-              <w:rPr>
-                <w:b/>
-                <w:sz w:val="18"/>
-              </w:rPr>
-              <w:t>690 ₸/мес</w:t>
-            </w:r>
-          </w:p>
-        </w:tc>
-        <w:tc>
-          <w:tcPr>
-            <w:tcW w:type="dxa" w:w="2493"/>
-          </w:tcPr>
-          <w:p>
-            <w:r>
-              <w:rPr>
-                <w:sz w:val="18"/>
-              </w:rPr>
-            </w:r>
-            <w:r>
-              <w:rPr>
-                <w:sz w:val="18"/>
-              </w:rPr>
-              <w:t>те же расширенные отчёты, что у общего браслета</w:t>
-            </w:r>
-          </w:p>
-        </w:tc>
-      </w:tr>
-    </w:tbl>
-    <w:p/>
     <w:p>
       <w:r>
         <w:rPr>
           <w:b/>
         </w:rPr>
-        <w:t>Единственный работающий аргумент:</w:t>
-      </w:r>
-      <w:r>
-        <w:t xml:space="preserve"> медицинское изделие с регистрационным удостоверением, измеряющее давление осциллометрически, </w:t>
+        <w:t>Чтобы вернуть расчёт, нужны два ответа:</w:t>
+      </w:r>
+    </w:p>
+    <w:p>
+      <w:r>
+        <w:t xml:space="preserve">1. </w:t>
       </w:r>
       <w:r>
         <w:rPr>
           <w:b/>
         </w:rPr>
-        <w:t>дешевле любых часов с той же функцией</w:t>
-      </w:r>
-      <w:r>
-        <w:t xml:space="preserve"> – и данные идут туда же, где медкарта, запись к врачу и лекарства.</w:t>
+        <w:t>Котировка завода по SKU C</w:t>
+      </w:r>
+      <w:r>
+        <w:t xml:space="preserve"> – настоящая закупочная цена модуля с микроманжетой вместо оценочного диапазона 25–45 USD FOB.</w:t>
       </w:r>
     </w:p>
     <w:p>
       <w:r>
-        <w:t xml:space="preserve">⚠️ </w:t>
+        <w:t xml:space="preserve">2. </w:t>
       </w:r>
       <w:r>
         <w:rPr>
           <w:b/>
         </w:rPr>
-        <w:t>Обе цены – рабочая гипотеза, а не решение.</w:t>
-      </w:r>
-      <w:r>
-        <w:t xml:space="preserve"> Они посчитаны от оценочной закупочной цены. Настоящая появится после котировки завода по SKU C, и цены продажи придётся пересчитать под неё.</w:t>
-      </w:r>
-    </w:p>
-    <w:p>
-      <w:pPr>
-        <w:pStyle w:val="Heading2"/>
-      </w:pPr>
-      <w:r>
-        <w:rPr>
-          <w:color w:val="177A50"/>
-        </w:rPr>
-        <w:t>6. Экономика</w:t>
-      </w:r>
-    </w:p>
-    <w:p>
-      <w:r>
-        <w:t xml:space="preserve">Допущения те же, что у общего браслета: курс </w:t>
+        <w:t>Ответ главных врачей</w:t>
+      </w:r>
+      <w:r>
+        <w:t xml:space="preserve"> – сколько поликлиника готова платить за прибор и </w:t>
       </w:r>
       <w:r>
         <w:rPr>
           <w:b/>
         </w:rPr>
-        <w:t>465 ₸/$</w:t>
-      </w:r>
-      <w:r>
-        <w:t xml:space="preserve">, комиссия розничного канала </w:t>
-      </w:r>
-      <w:r>
-        <w:rPr>
-          <w:b/>
-        </w:rPr>
-        <w:t>13%</w:t>
-      </w:r>
-      <w:r>
-        <w:t xml:space="preserve">, подписка 690 ₸/мес при конверсии </w:t>
-      </w:r>
-      <w:r>
-        <w:rPr>
-          <w:b/>
-        </w:rPr>
-        <w:t>30%</w:t>
-      </w:r>
-      <w:r>
-        <w:t xml:space="preserve">, внутренняя цена модуля </w:t>
-      </w:r>
-      <w:r>
-        <w:rPr>
-          <w:b/>
-        </w:rPr>
-        <w:t>500 ₸</w:t>
-      </w:r>
-      <w:r>
-        <w:t xml:space="preserve"> на пациента в месяц, операционные расходы </w:t>
-      </w:r>
-      <w:r>
-        <w:rPr>
-          <w:b/>
-        </w:rPr>
-        <w:t>1,5 млн ₸/мес</w:t>
-      </w:r>
-      <w:r>
-        <w:t xml:space="preserve">, горизонт </w:t>
-      </w:r>
-      <w:r>
-        <w:rPr>
-          <w:b/>
-        </w:rPr>
-        <w:t>24 месяца</w:t>
-      </w:r>
-      <w:r>
-        <w:t xml:space="preserve">. Расчёт воспроизводится скриптом </w:t>
-      </w:r>
-      <w:r>
-        <w:rPr>
-          <w:rFonts w:ascii="Courier New" w:hAnsi="Courier New"/>
-        </w:rPr>
-        <w:t>tools/calc-ag-product.py</w:t>
-      </w:r>
-      <w:r>
-        <w:t>.</w:t>
+        <w:t>из какой статьи</w:t>
+      </w:r>
+      <w:r>
+        <w:t>. Стимулирующий компонент даёт организации около 1,0 млн ₸ в квартал за наблюдение БСК и диабета, но это прежде всего выплаты персоналу, а не статья на оснащение. Какая доля доступна на закуп приборов – не выяснено, и это ключевой пробел продукта.</w:t>
       </w:r>
     </w:p>
     <w:p>
@@ -2576,7 +1916,7 @@
         <w:rPr>
           <w:color w:val="177A50"/>
         </w:rPr>
-        <w:t>6.1. Себестоимость на складе</w:t>
+        <w:t>5.1. Что известно и от цены прибора не зависит</w:t>
       </w:r>
     </w:p>
     <w:tbl>
@@ -2607,7 +1947,7 @@
                 <w:b/>
                 <w:sz w:val="18"/>
               </w:rPr>
-              <w:t>Закупочная цена (оценка)</w:t>
+              <w:t>Величина</w:t>
             </w:r>
           </w:p>
         </w:tc>
@@ -2627,7 +1967,7 @@
                 <w:b/>
                 <w:sz w:val="18"/>
               </w:rPr>
-              <w:t>На складе</w:t>
+              <w:t>Значение</w:t>
             </w:r>
           </w:p>
         </w:tc>
@@ -2647,7 +1987,7 @@
                 <w:b/>
                 <w:sz w:val="18"/>
               </w:rPr>
-              <w:t>С учётом брака</w:t>
+              <w:t>Комментарий</w:t>
             </w:r>
           </w:p>
         </w:tc>
@@ -2667,7 +2007,7 @@
               <w:rPr>
                 <w:sz w:val="18"/>
               </w:rPr>
-              <w:t>15 USD</w:t>
+              <w:t>Себестоимость на складе</w:t>
             </w:r>
           </w:p>
         </w:tc>
@@ -2685,7 +2025,7 @@
               <w:rPr>
                 <w:sz w:val="18"/>
               </w:rPr>
-              <w:t>7 771 ₸</w:t>
+              <w:t>12 890 / 17 775 / 22 660 ₸</w:t>
             </w:r>
           </w:p>
         </w:tc>
@@ -2703,7 +2043,7 @@
               <w:rPr>
                 <w:sz w:val="18"/>
               </w:rPr>
-              <w:t>8 004 ₸</w:t>
+              <w:t>при закупе 25 / 35 / 45 USD, с учётом брака – оценка</w:t>
             </w:r>
           </w:p>
         </w:tc>
@@ -2721,10 +2061,9 @@
             </w:r>
             <w:r>
               <w:rPr>
-                <w:b/>
-                <w:sz w:val="18"/>
-              </w:rPr>
-              <w:t>25 USD</w:t>
+                <w:sz w:val="18"/>
+              </w:rPr>
+              <w:t>Вложения до старта продаж</w:t>
             </w:r>
           </w:p>
         </w:tc>
@@ -2742,7 +2081,7 @@
               <w:rPr>
                 <w:sz w:val="18"/>
               </w:rPr>
-              <w:t>12 514 ₸</w:t>
+              <w:t>30 млн ₸</w:t>
             </w:r>
           </w:p>
         </w:tc>
@@ -2758,10 +2097,9 @@
             </w:r>
             <w:r>
               <w:rPr>
-                <w:b/>
-                <w:sz w:val="18"/>
-              </w:rPr>
-              <w:t>12 890 ₸</w:t>
+                <w:sz w:val="18"/>
+              </w:rPr>
+              <w:t>регистрация 15, валидация по ISO 81060-2 около 12 (оценка), образцы и работа с заводом 3</w:t>
             </w:r>
           </w:p>
         </w:tc>
@@ -2779,10 +2117,9 @@
             </w:r>
             <w:r>
               <w:rPr>
-                <w:b/>
-                <w:sz w:val="18"/>
-              </w:rPr>
-              <w:t>35 USD</w:t>
+                <w:sz w:val="18"/>
+              </w:rPr>
+              <w:t>Модуль наблюдения поликлинике</w:t>
             </w:r>
           </w:p>
         </w:tc>
@@ -2800,7 +2137,7 @@
               <w:rPr>
                 <w:sz w:val="18"/>
               </w:rPr>
-              <w:t>17 257 ₸</w:t>
+              <w:t>0 ₸</w:t>
             </w:r>
           </w:p>
         </w:tc>
@@ -2816,10 +2153,9 @@
             </w:r>
             <w:r>
               <w:rPr>
-                <w:b/>
-                <w:sz w:val="18"/>
-              </w:rPr>
-              <w:t>17 775 ₸</w:t>
+                <w:sz w:val="18"/>
+              </w:rPr>
+              <w:t>входит в аренду медицинской системы, внутренняя цена 500 ₸ на пациента в месяц</w:t>
             </w:r>
           </w:p>
         </w:tc>
@@ -2837,10 +2173,9 @@
             </w:r>
             <w:r>
               <w:rPr>
-                <w:b/>
-                <w:sz w:val="18"/>
-              </w:rPr>
-              <w:t>45 USD</w:t>
+                <w:sz w:val="18"/>
+              </w:rPr>
+              <w:t>Розничная подписка</w:t>
             </w:r>
           </w:p>
         </w:tc>
@@ -2858,7 +2193,7 @@
               <w:rPr>
                 <w:sz w:val="18"/>
               </w:rPr>
-              <w:t>22 000 ₸</w:t>
+              <w:t>690 ₸/мес</w:t>
             </w:r>
           </w:p>
         </w:tc>
@@ -2874,10 +2209,65 @@
             </w:r>
             <w:r>
               <w:rPr>
-                <w:b/>
-                <w:sz w:val="18"/>
-              </w:rPr>
-              <w:t>22 660 ₸</w:t>
+                <w:sz w:val="18"/>
+              </w:rPr>
+              <w:t>расширенные отчёты, как у общего браслета</w:t>
+            </w:r>
+          </w:p>
+        </w:tc>
+      </w:tr>
+      <w:tr>
+        <w:tc>
+          <w:tcPr>
+            <w:tcW w:type="dxa" w:w="3324"/>
+          </w:tcPr>
+          <w:p>
+            <w:r>
+              <w:rPr>
+                <w:sz w:val="18"/>
+              </w:rPr>
+            </w:r>
+            <w:r>
+              <w:rPr>
+                <w:sz w:val="18"/>
+              </w:rPr>
+              <w:t>Старт продаж</w:t>
+            </w:r>
+          </w:p>
+        </w:tc>
+        <w:tc>
+          <w:tcPr>
+            <w:tcW w:type="dxa" w:w="3324"/>
+          </w:tcPr>
+          <w:p>
+            <w:r>
+              <w:rPr>
+                <w:sz w:val="18"/>
+              </w:rPr>
+            </w:r>
+            <w:r>
+              <w:rPr>
+                <w:sz w:val="18"/>
+              </w:rPr>
+              <w:t>13-й месяц</w:t>
+            </w:r>
+          </w:p>
+        </w:tc>
+        <w:tc>
+          <w:tcPr>
+            <w:tcW w:type="dxa" w:w="3324"/>
+          </w:tcPr>
+          <w:p>
+            <w:r>
+              <w:rPr>
+                <w:sz w:val="18"/>
+              </w:rPr>
+            </w:r>
+            <w:r>
+              <w:rPr>
+                <w:sz w:val="18"/>
+              </w:rPr>
+              <w:t>валидация, затем регистрация класса 2а, затем производство</w:t>
             </w:r>
           </w:p>
         </w:tc>
@@ -2886,7 +2276,7 @@
     <w:p/>
     <w:p>
       <w:r>
-        <w:t xml:space="preserve">Для сравнения: у общего браслета – </w:t>
+        <w:t xml:space="preserve">Для сравнения: у общего браслета себестоимость на складе – </w:t>
       </w:r>
       <w:r>
         <w:rPr>
@@ -2906,701 +2296,54 @@
         <w:rPr>
           <w:color w:val="177A50"/>
         </w:rPr>
-        <w:t>6.2. Базовый сценарий: партия 5 000 шт, 70% поликлиники / 30% розница</w:t>
+        <w:t>5.2. Единственный уцелевший вывод расчёта</w:t>
       </w:r>
     </w:p>
-    <w:tbl>
-      <w:tblPr>
-        <w:tblStyle w:val="TableGrid"/>
-        <w:tblW w:type="auto" w:w="0"/>
-        <w:tblLook w:firstColumn="1" w:firstRow="1" w:lastColumn="0" w:lastRow="0" w:noHBand="0" w:noVBand="1" w:val="04A0"/>
-      </w:tblPr>
-      <w:tblGrid>
-        <w:gridCol w:w="2493"/>
-        <w:gridCol w:w="2493"/>
-        <w:gridCol w:w="2493"/>
-        <w:gridCol w:w="2493"/>
-      </w:tblGrid>
-      <w:tr>
-        <w:tc>
-          <w:tcPr>
-            <w:tcW w:type="dxa" w:w="2493"/>
-          </w:tcPr>
-          <w:p>
-            <w:r>
-              <w:rPr>
-                <w:b/>
-                <w:sz w:val="18"/>
-              </w:rPr>
-            </w:r>
-            <w:r>
-              <w:rPr>
-                <w:b/>
-                <w:sz w:val="18"/>
-              </w:rPr>
-              <w:t>Показатель</w:t>
-            </w:r>
-          </w:p>
-        </w:tc>
-        <w:tc>
-          <w:tcPr>
-            <w:tcW w:type="dxa" w:w="2493"/>
-          </w:tcPr>
-          <w:p>
-            <w:r>
-              <w:rPr>
-                <w:b/>
-                <w:sz w:val="18"/>
-              </w:rPr>
-            </w:r>
-            <w:r>
-              <w:rPr>
-                <w:b/>
-                <w:sz w:val="18"/>
-              </w:rPr>
-              <w:t>Закуп 25 USD</w:t>
-            </w:r>
-          </w:p>
-        </w:tc>
-        <w:tc>
-          <w:tcPr>
-            <w:tcW w:type="dxa" w:w="2493"/>
-          </w:tcPr>
-          <w:p>
-            <w:r>
-              <w:rPr>
-                <w:b/>
-                <w:sz w:val="18"/>
-              </w:rPr>
-            </w:r>
-            <w:r>
-              <w:rPr>
-                <w:b/>
-                <w:sz w:val="18"/>
-              </w:rPr>
-              <w:t>Закуп 35 USD</w:t>
-            </w:r>
-          </w:p>
-        </w:tc>
-        <w:tc>
-          <w:tcPr>
-            <w:tcW w:type="dxa" w:w="2493"/>
-          </w:tcPr>
-          <w:p>
-            <w:r>
-              <w:rPr>
-                <w:b/>
-                <w:sz w:val="18"/>
-              </w:rPr>
-            </w:r>
-            <w:r>
-              <w:rPr>
-                <w:b/>
-                <w:sz w:val="18"/>
-              </w:rPr>
-              <w:t>Закуп 45 USD</w:t>
-            </w:r>
-          </w:p>
-        </w:tc>
-      </w:tr>
-      <w:tr>
-        <w:tc>
-          <w:tcPr>
-            <w:tcW w:type="dxa" w:w="2493"/>
-          </w:tcPr>
-          <w:p>
-            <w:r>
-              <w:rPr>
-                <w:sz w:val="18"/>
-              </w:rPr>
-            </w:r>
-            <w:r>
-              <w:rPr>
-                <w:sz w:val="18"/>
-              </w:rPr>
-              <w:t>Вложения в партию</w:t>
-            </w:r>
-          </w:p>
-        </w:tc>
-        <w:tc>
-          <w:tcPr>
-            <w:tcW w:type="dxa" w:w="2493"/>
-          </w:tcPr>
-          <w:p>
-            <w:r>
-              <w:rPr>
-                <w:sz w:val="18"/>
-              </w:rPr>
-            </w:r>
-            <w:r>
-              <w:rPr>
-                <w:sz w:val="18"/>
-              </w:rPr>
-              <w:t>64,4 млн ₸</w:t>
-            </w:r>
-          </w:p>
-        </w:tc>
-        <w:tc>
-          <w:tcPr>
-            <w:tcW w:type="dxa" w:w="2493"/>
-          </w:tcPr>
-          <w:p>
-            <w:r>
-              <w:rPr>
-                <w:sz w:val="18"/>
-              </w:rPr>
-            </w:r>
-            <w:r>
-              <w:rPr>
-                <w:sz w:val="18"/>
-              </w:rPr>
-              <w:t>88,9 млн ₸</w:t>
-            </w:r>
-          </w:p>
-        </w:tc>
-        <w:tc>
-          <w:tcPr>
-            <w:tcW w:type="dxa" w:w="2493"/>
-          </w:tcPr>
-          <w:p>
-            <w:r>
-              <w:rPr>
-                <w:sz w:val="18"/>
-              </w:rPr>
-            </w:r>
-            <w:r>
-              <w:rPr>
-                <w:sz w:val="18"/>
-              </w:rPr>
-              <w:t>113,3 млн ₸</w:t>
-            </w:r>
-          </w:p>
-        </w:tc>
-      </w:tr>
-      <w:tr>
-        <w:tc>
-          <w:tcPr>
-            <w:tcW w:type="dxa" w:w="2493"/>
-          </w:tcPr>
-          <w:p>
-            <w:r>
-              <w:rPr>
-                <w:sz w:val="18"/>
-              </w:rPr>
-            </w:r>
-            <w:r>
-              <w:rPr>
-                <w:sz w:val="18"/>
-              </w:rPr>
-              <w:t>Маржа поликлиник</w:t>
-            </w:r>
-          </w:p>
-        </w:tc>
-        <w:tc>
-          <w:tcPr>
-            <w:tcW w:type="dxa" w:w="2493"/>
-          </w:tcPr>
-          <w:p>
-            <w:r>
-              <w:rPr>
-                <w:sz w:val="18"/>
-              </w:rPr>
-            </w:r>
-            <w:r>
-              <w:rPr>
-                <w:sz w:val="18"/>
-              </w:rPr>
-              <w:t>59,5 млн ₸</w:t>
-            </w:r>
-          </w:p>
-        </w:tc>
-        <w:tc>
-          <w:tcPr>
-            <w:tcW w:type="dxa" w:w="2493"/>
-          </w:tcPr>
-          <w:p>
-            <w:r>
-              <w:rPr>
-                <w:sz w:val="18"/>
-              </w:rPr>
-            </w:r>
-            <w:r>
-              <w:rPr>
-                <w:sz w:val="18"/>
-              </w:rPr>
-              <w:t>42,4 млн ₸</w:t>
-            </w:r>
-          </w:p>
-        </w:tc>
-        <w:tc>
-          <w:tcPr>
-            <w:tcW w:type="dxa" w:w="2493"/>
-          </w:tcPr>
-          <w:p>
-            <w:r>
-              <w:rPr>
-                <w:sz w:val="18"/>
-              </w:rPr>
-            </w:r>
-            <w:r>
-              <w:rPr>
-                <w:sz w:val="18"/>
-              </w:rPr>
-              <w:t>25,3 млн ₸</w:t>
-            </w:r>
-          </w:p>
-        </w:tc>
-      </w:tr>
-      <w:tr>
-        <w:tc>
-          <w:tcPr>
-            <w:tcW w:type="dxa" w:w="2493"/>
-          </w:tcPr>
-          <w:p>
-            <w:r>
-              <w:rPr>
-                <w:sz w:val="18"/>
-              </w:rPr>
-            </w:r>
-            <w:r>
-              <w:rPr>
-                <w:sz w:val="18"/>
-              </w:rPr>
-              <w:t>Маржа розницы</w:t>
-            </w:r>
-          </w:p>
-        </w:tc>
-        <w:tc>
-          <w:tcPr>
-            <w:tcW w:type="dxa" w:w="2493"/>
-          </w:tcPr>
-          <w:p>
-            <w:r>
-              <w:rPr>
-                <w:sz w:val="18"/>
-              </w:rPr>
-            </w:r>
-            <w:r>
-              <w:rPr>
-                <w:sz w:val="18"/>
-              </w:rPr>
-              <w:t>39,4 млн ₸</w:t>
-            </w:r>
-          </w:p>
-        </w:tc>
-        <w:tc>
-          <w:tcPr>
-            <w:tcW w:type="dxa" w:w="2493"/>
-          </w:tcPr>
-          <w:p>
-            <w:r>
-              <w:rPr>
-                <w:sz w:val="18"/>
-              </w:rPr>
-            </w:r>
-            <w:r>
-              <w:rPr>
-                <w:sz w:val="18"/>
-              </w:rPr>
-              <w:t>32,0 млн ₸</w:t>
-            </w:r>
-          </w:p>
-        </w:tc>
-        <w:tc>
-          <w:tcPr>
-            <w:tcW w:type="dxa" w:w="2493"/>
-          </w:tcPr>
-          <w:p>
-            <w:r>
-              <w:rPr>
-                <w:sz w:val="18"/>
-              </w:rPr>
-            </w:r>
-            <w:r>
-              <w:rPr>
-                <w:sz w:val="18"/>
-              </w:rPr>
-              <w:t>24,7 млн ₸</w:t>
-            </w:r>
-          </w:p>
-        </w:tc>
-      </w:tr>
-      <w:tr>
-        <w:tc>
-          <w:tcPr>
-            <w:tcW w:type="dxa" w:w="2493"/>
-          </w:tcPr>
-          <w:p>
-            <w:r>
-              <w:rPr>
-                <w:sz w:val="18"/>
-              </w:rPr>
-            </w:r>
-            <w:r>
-              <w:rPr>
-                <w:sz w:val="18"/>
-              </w:rPr>
-              <w:t>Модуль наблюдения</w:t>
-            </w:r>
-          </w:p>
-        </w:tc>
-        <w:tc>
-          <w:tcPr>
-            <w:tcW w:type="dxa" w:w="2493"/>
-          </w:tcPr>
-          <w:p>
-            <w:r>
-              <w:rPr>
-                <w:sz w:val="18"/>
-              </w:rPr>
-            </w:r>
-            <w:r>
-              <w:rPr>
-                <w:sz w:val="18"/>
-              </w:rPr>
-              <w:t>14,9 млн ₸</w:t>
-            </w:r>
-          </w:p>
-        </w:tc>
-        <w:tc>
-          <w:tcPr>
-            <w:tcW w:type="dxa" w:w="2493"/>
-          </w:tcPr>
-          <w:p>
-            <w:r>
-              <w:rPr>
-                <w:sz w:val="18"/>
-              </w:rPr>
-            </w:r>
-            <w:r>
-              <w:rPr>
-                <w:sz w:val="18"/>
-              </w:rPr>
-              <w:t>14,9 млн ₸</w:t>
-            </w:r>
-          </w:p>
-        </w:tc>
-        <w:tc>
-          <w:tcPr>
-            <w:tcW w:type="dxa" w:w="2493"/>
-          </w:tcPr>
-          <w:p>
-            <w:r>
-              <w:rPr>
-                <w:sz w:val="18"/>
-              </w:rPr>
-            </w:r>
-            <w:r>
-              <w:rPr>
-                <w:sz w:val="18"/>
-              </w:rPr>
-              <w:t>14,9 млн ₸</w:t>
-            </w:r>
-          </w:p>
-        </w:tc>
-      </w:tr>
-      <w:tr>
-        <w:tc>
-          <w:tcPr>
-            <w:tcW w:type="dxa" w:w="2493"/>
-          </w:tcPr>
-          <w:p>
-            <w:r>
-              <w:rPr>
-                <w:sz w:val="18"/>
-              </w:rPr>
-            </w:r>
-            <w:r>
-              <w:rPr>
-                <w:sz w:val="18"/>
-              </w:rPr>
-              <w:t>Подписки</w:t>
-            </w:r>
-          </w:p>
-        </w:tc>
-        <w:tc>
-          <w:tcPr>
-            <w:tcW w:type="dxa" w:w="2493"/>
-          </w:tcPr>
-          <w:p>
-            <w:r>
-              <w:rPr>
-                <w:sz w:val="18"/>
-              </w:rPr>
-            </w:r>
-            <w:r>
-              <w:rPr>
-                <w:sz w:val="18"/>
-              </w:rPr>
-              <w:t>2,6 млн ₸</w:t>
-            </w:r>
-          </w:p>
-        </w:tc>
-        <w:tc>
-          <w:tcPr>
-            <w:tcW w:type="dxa" w:w="2493"/>
-          </w:tcPr>
-          <w:p>
-            <w:r>
-              <w:rPr>
-                <w:sz w:val="18"/>
-              </w:rPr>
-            </w:r>
-            <w:r>
-              <w:rPr>
-                <w:sz w:val="18"/>
-              </w:rPr>
-              <w:t>2,6 млн ₸</w:t>
-            </w:r>
-          </w:p>
-        </w:tc>
-        <w:tc>
-          <w:tcPr>
-            <w:tcW w:type="dxa" w:w="2493"/>
-          </w:tcPr>
-          <w:p>
-            <w:r>
-              <w:rPr>
-                <w:sz w:val="18"/>
-              </w:rPr>
-            </w:r>
-            <w:r>
-              <w:rPr>
-                <w:sz w:val="18"/>
-              </w:rPr>
-              <w:t>2,6 млн ₸</w:t>
-            </w:r>
-          </w:p>
-        </w:tc>
-      </w:tr>
-      <w:tr>
-        <w:tc>
-          <w:tcPr>
-            <w:tcW w:type="dxa" w:w="2493"/>
-          </w:tcPr>
-          <w:p>
-            <w:r>
-              <w:rPr>
-                <w:sz w:val="18"/>
-              </w:rPr>
-            </w:r>
-            <w:r>
-              <w:rPr>
-                <w:sz w:val="18"/>
-              </w:rPr>
-              <w:t>CAPEX</w:t>
-            </w:r>
-          </w:p>
-        </w:tc>
-        <w:tc>
-          <w:tcPr>
-            <w:tcW w:type="dxa" w:w="2493"/>
-          </w:tcPr>
-          <w:p>
-            <w:r>
-              <w:rPr>
-                <w:sz w:val="18"/>
-              </w:rPr>
-            </w:r>
-            <w:r>
-              <w:rPr>
-                <w:sz w:val="18"/>
-              </w:rPr>
-              <w:t>30,0 млн ₸</w:t>
-            </w:r>
-          </w:p>
-        </w:tc>
-        <w:tc>
-          <w:tcPr>
-            <w:tcW w:type="dxa" w:w="2493"/>
-          </w:tcPr>
-          <w:p>
-            <w:r>
-              <w:rPr>
-                <w:sz w:val="18"/>
-              </w:rPr>
-            </w:r>
-            <w:r>
-              <w:rPr>
-                <w:sz w:val="18"/>
-              </w:rPr>
-              <w:t>30,0 млн ₸</w:t>
-            </w:r>
-          </w:p>
-        </w:tc>
-        <w:tc>
-          <w:tcPr>
-            <w:tcW w:type="dxa" w:w="2493"/>
-          </w:tcPr>
-          <w:p>
-            <w:r>
-              <w:rPr>
-                <w:sz w:val="18"/>
-              </w:rPr>
-            </w:r>
-            <w:r>
-              <w:rPr>
-                <w:sz w:val="18"/>
-              </w:rPr>
-              <w:t>30,0 млн ₸</w:t>
-            </w:r>
-          </w:p>
-        </w:tc>
-      </w:tr>
-      <w:tr>
-        <w:tc>
-          <w:tcPr>
-            <w:tcW w:type="dxa" w:w="2493"/>
-          </w:tcPr>
-          <w:p>
-            <w:r>
-              <w:rPr>
-                <w:sz w:val="18"/>
-              </w:rPr>
-            </w:r>
-            <w:r>
-              <w:rPr>
-                <w:sz w:val="18"/>
-              </w:rPr>
-              <w:t>OPEX за 11 месяцев</w:t>
-            </w:r>
-          </w:p>
-        </w:tc>
-        <w:tc>
-          <w:tcPr>
-            <w:tcW w:type="dxa" w:w="2493"/>
-          </w:tcPr>
-          <w:p>
-            <w:r>
-              <w:rPr>
-                <w:sz w:val="18"/>
-              </w:rPr>
-            </w:r>
-            <w:r>
-              <w:rPr>
-                <w:sz w:val="18"/>
-              </w:rPr>
-              <w:t>16,5 млн ₸</w:t>
-            </w:r>
-          </w:p>
-        </w:tc>
-        <w:tc>
-          <w:tcPr>
-            <w:tcW w:type="dxa" w:w="2493"/>
-          </w:tcPr>
-          <w:p>
-            <w:r>
-              <w:rPr>
-                <w:sz w:val="18"/>
-              </w:rPr>
-            </w:r>
-            <w:r>
-              <w:rPr>
-                <w:sz w:val="18"/>
-              </w:rPr>
-              <w:t>16,5 млн ₸</w:t>
-            </w:r>
-          </w:p>
-        </w:tc>
-        <w:tc>
-          <w:tcPr>
-            <w:tcW w:type="dxa" w:w="2493"/>
-          </w:tcPr>
-          <w:p>
-            <w:r>
-              <w:rPr>
-                <w:sz w:val="18"/>
-              </w:rPr>
-            </w:r>
-            <w:r>
-              <w:rPr>
-                <w:sz w:val="18"/>
-              </w:rPr>
-              <w:t>16,5 млн ₸</w:t>
-            </w:r>
-          </w:p>
-        </w:tc>
-      </w:tr>
-      <w:tr>
-        <w:tc>
-          <w:tcPr>
-            <w:tcW w:type="dxa" w:w="2493"/>
-          </w:tcPr>
-          <w:p>
-            <w:r>
-              <w:rPr>
-                <w:sz w:val="18"/>
-              </w:rPr>
-            </w:r>
-            <w:r>
-              <w:rPr>
-                <w:b/>
-                <w:sz w:val="18"/>
-              </w:rPr>
-              <w:t>Итого за 24 месяца</w:t>
-            </w:r>
-          </w:p>
-        </w:tc>
-        <w:tc>
-          <w:tcPr>
-            <w:tcW w:type="dxa" w:w="2493"/>
-          </w:tcPr>
-          <w:p>
-            <w:r>
-              <w:rPr>
-                <w:sz w:val="18"/>
-              </w:rPr>
-            </w:r>
-            <w:r>
-              <w:rPr>
-                <w:b/>
-                <w:sz w:val="18"/>
-              </w:rPr>
-              <w:t>+69,9 млн ₸</w:t>
-            </w:r>
-          </w:p>
-        </w:tc>
-        <w:tc>
-          <w:tcPr>
-            <w:tcW w:type="dxa" w:w="2493"/>
-          </w:tcPr>
-          <w:p>
-            <w:r>
-              <w:rPr>
-                <w:sz w:val="18"/>
-              </w:rPr>
-            </w:r>
-            <w:r>
-              <w:rPr>
-                <w:b/>
-                <w:sz w:val="18"/>
-              </w:rPr>
-              <w:t>+45,5 млн ₸</w:t>
-            </w:r>
-          </w:p>
-        </w:tc>
-        <w:tc>
-          <w:tcPr>
-            <w:tcW w:type="dxa" w:w="2493"/>
-          </w:tcPr>
-          <w:p>
-            <w:r>
-              <w:rPr>
-                <w:sz w:val="18"/>
-              </w:rPr>
-            </w:r>
-            <w:r>
-              <w:rPr>
-                <w:b/>
-                <w:sz w:val="18"/>
-              </w:rPr>
-              <w:t>+21,1 млн ₸</w:t>
-            </w:r>
-          </w:p>
-        </w:tc>
-      </w:tr>
-    </w:tbl>
-    <w:p/>
+    <w:p>
+      <w:r>
+        <w:rPr>
+          <w:b/>
+        </w:rPr>
+        <w:t>Объём влияет на сходимость сильнее цены.</w:t>
+      </w:r>
+      <w:r>
+        <w:t xml:space="preserve"> Вложения 30 млн ₸ не раскладываются на маленькую партию: при партии 1 000 штук минимальная цена, выводящая проект в ноль, втрое выше, чем при партии 5 000. Отсюда практический вывод для переговоров с заводом: договариваться сразу о нескольких тысячах важнее, чем выторговывать доллар с закупочной цены.</w:t>
+      </w:r>
+    </w:p>
+    <w:p>
+      <w:r>
+        <w:t xml:space="preserve">Расчётная модель сохранена в </w:t>
+      </w:r>
+      <w:r>
+        <w:rPr>
+          <w:rFonts w:ascii="Courier New" w:hAnsi="Courier New"/>
+        </w:rPr>
+        <w:t>tools/calc-ag-product.py</w:t>
+      </w:r>
+      <w:r>
+        <w:t xml:space="preserve"> – после котировки она считает не прибыль при выдуманной цене, а порог: какая минимальная цена выводит проект в ноль. Снятый текст – в </w:t>
+      </w:r>
+      <w:r>
+        <w:rPr>
+          <w:rFonts w:ascii="Courier New" w:hAnsi="Courier New"/>
+        </w:rPr>
+        <w:t>docs/cena-i-ekonomika-snyato.md</w:t>
+      </w:r>
+      <w:r>
+        <w:t>.</w:t>
+      </w:r>
+    </w:p>
+    <w:p>
+      <w:pPr>
+        <w:pStyle w:val="Heading2"/>
+      </w:pPr>
+      <w:r>
+        <w:rPr>
+          <w:color w:val="177A50"/>
+        </w:rPr>
+        <w:t>6. Регистрация и производство</w:t>
+      </w:r>
+    </w:p>
     <w:p>
       <w:pPr>
         <w:pStyle w:val="Heading3"/>
@@ -3609,7 +2352,7 @@
         <w:rPr>
           <w:color w:val="177A50"/>
         </w:rPr>
-        <w:t>6.3. Чувствительность</w:t>
+        <w:t>6.1. Регуляторная рамка</w:t>
       </w:r>
     </w:p>
     <w:p>
@@ -3620,10 +2363,10 @@
         <w:rPr>
           <w:b/>
         </w:rPr>
-        <w:t>Минимальный жизнеспособный объём – 3 000 шт</w:t>
-      </w:r>
-      <w:r>
-        <w:t xml:space="preserve"> (+8,7 млн ₸). При 2 000 продукт уходит в убыток: постоянные расходы на регистрацию и валидацию не раскладываются.</w:t>
+        <w:t>Класс риска – 2а</w:t>
+      </w:r>
+      <w:r>
+        <w:t>, как у общего браслета. Функция измерения давления сам класс не поднимает.</w:t>
       </w:r>
     </w:p>
     <w:p>
@@ -3634,10 +2377,38 @@
         <w:rPr>
           <w:b/>
         </w:rPr>
-        <w:t>Предельная закупочная цена – 53,6 USD</w:t>
-      </w:r>
-      <w:r>
-        <w:t xml:space="preserve"> при партии 5 000 и 25,1 USD при партии 2 000. Аналог красной черты в 11,5 USD, действующей для общего браслета.</w:t>
+        <w:t>Обязательна валидация по ANSI/AAMI/ISO 81060-2</w:t>
+      </w:r>
+      <w:r>
+        <w:t xml:space="preserve"> – тот же стандарт, по которому проверяют обычные тонометры. Huawei Watch D2 его прошёл (валидация Peking Union Medical College Hospital, J Clin Hypertens, ноябрь 2025).</w:t>
+      </w:r>
+    </w:p>
+    <w:p>
+      <w:pPr>
+        <w:pStyle w:val="ListBullet"/>
+      </w:pPr>
+      <w:r>
+        <w:rPr>
+          <w:b/>
+        </w:rPr>
+        <w:t>Держатель удостоверения – Damumed</w:t>
+      </w:r>
+      <w:r>
+        <w:t>, схема own-brand labelling, как и у общего браслета. Вопрос к юристу тот же.</w:t>
+      </w:r>
+    </w:p>
+    <w:p>
+      <w:pPr>
+        <w:pStyle w:val="ListBullet"/>
+      </w:pPr>
+      <w:r>
+        <w:rPr>
+          <w:b/>
+        </w:rPr>
+        <w:t>Приказ № ҚР ДСМ-39</w:t>
+      </w:r>
+      <w:r>
+        <w:t xml:space="preserve"> требует сертифицированных носимых медицинских устройств, чтобы дистанционное наблюдение засчитывалось официально (пункт 5 Требований, пункт 7 статьи 60 Кодекса «О здоровье народа»). Для этого продукта требование выполняется – в отличие от сценариев без регистрации.</w:t>
       </w:r>
     </w:p>
     <w:p>
@@ -3648,7 +2419,7 @@
         <w:rPr>
           <w:color w:val="177A50"/>
         </w:rPr>
-        <w:t>6.4. Структура вложений</w:t>
+        <w:t>6.2. Что делать с заводами</w:t>
       </w:r>
     </w:p>
     <w:p>
@@ -3656,62 +2427,45 @@
         <w:rPr>
           <w:b/>
         </w:rPr>
-        <w:t>30 млн ₸</w:t>
-      </w:r>
-      <w:r>
-        <w:t xml:space="preserve">: регистрация медизделия – </w:t>
-      </w:r>
+        <w:t>SKU C добавляется в запрос отдельной строкой</w:t>
+      </w:r>
+      <w:r>
+        <w:t>, по схеме, уже сделанной для ЭКГ: котировка без обязательства заказывать. Стоимость запроса нулевая, на выходе – настоящая цена вместо оценки.</w:t>
+      </w:r>
+    </w:p>
+    <w:p>
       <w:r>
         <w:rPr>
           <w:b/>
         </w:rPr>
-        <w:t>15 млн ₸</w:t>
-      </w:r>
-      <w:r>
-        <w:t xml:space="preserve">; </w:t>
+        <w:t>Два отсекающих вопроса заводу:</w:t>
+      </w:r>
+    </w:p>
+    <w:p>
+      <w:r>
+        <w:t xml:space="preserve">1. </w:t>
       </w:r>
       <w:r>
         <w:rPr>
           <w:b/>
         </w:rPr>
-        <w:t>клиническая валидация по ISO 81060-2 – около 12 млн ₸</w:t>
-      </w:r>
-      <w:r>
-        <w:t xml:space="preserve"> (*оценка*); образцы и работа с заводом – </w:t>
+        <w:t>Проходил ли ваш микроманжетный модуль ISO 81060-2?</w:t>
+      </w:r>
+    </w:p>
+    <w:p>
+      <w:r>
+        <w:t xml:space="preserve">2. </w:t>
       </w:r>
       <w:r>
         <w:rPr>
           <w:b/>
         </w:rPr>
-        <w:t>3 млн ₸</w:t>
-      </w:r>
-      <w:r>
-        <w:t>.</w:t>
+        <w:t>Есть ли регистрация NMPA на изделие с этим модулем?</w:t>
       </w:r>
     </w:p>
     <w:p>
       <w:r>
-        <w:t xml:space="preserve">🔑 </w:t>
-      </w:r>
-      <w:r>
-        <w:rPr>
-          <w:b/>
-        </w:rPr>
-        <w:t>Валидация – новая статья, которой у общего браслета нет.</w:t>
-      </w:r>
-      <w:r>
-        <w:t xml:space="preserve"> Прибор, измеряющий давление, проходит тот же стандарт, что настольные тонометры, а это испытания на людях. Отсюда старт продаж с 13-го месяца: сначала валидация, потом регистрация класса 2а, потом производство.</w:t>
-      </w:r>
-    </w:p>
-    <w:p>
-      <w:pPr>
-        <w:pStyle w:val="Heading2"/>
-      </w:pPr>
-      <w:r>
-        <w:rPr>
-          <w:color w:val="177A50"/>
-        </w:rPr>
-        <w:t>7. Регистрация и производство</w:t>
+        <w:t>Они сразу отделяют серьёзных поставщиков от тех, кто просто добавляет строку «blood pressure» в список функций.</w:t>
       </w:r>
     </w:p>
     <w:p>
@@ -3722,131 +2476,7 @@
         <w:rPr>
           <w:color w:val="177A50"/>
         </w:rPr>
-        <w:t>7.1. Регуляторная рамка</w:t>
-      </w:r>
-    </w:p>
-    <w:p>
-      <w:pPr>
-        <w:pStyle w:val="ListBullet"/>
-      </w:pPr>
-      <w:r>
-        <w:rPr>
-          <w:b/>
-        </w:rPr>
-        <w:t>Класс риска – 2а</w:t>
-      </w:r>
-      <w:r>
-        <w:t>, как у общего браслета. Функция измерения давления сам класс не поднимает.</w:t>
-      </w:r>
-    </w:p>
-    <w:p>
-      <w:pPr>
-        <w:pStyle w:val="ListBullet"/>
-      </w:pPr>
-      <w:r>
-        <w:rPr>
-          <w:b/>
-        </w:rPr>
-        <w:t>Обязательна валидация по ANSI/AAMI/ISO 81060-2</w:t>
-      </w:r>
-      <w:r>
-        <w:t xml:space="preserve"> – тот же стандарт, по которому проверяют обычные тонометры. Huawei Watch D2 его прошёл (валидация Peking Union Medical College Hospital, J Clin Hypertens, ноябрь 2025).</w:t>
-      </w:r>
-    </w:p>
-    <w:p>
-      <w:pPr>
-        <w:pStyle w:val="ListBullet"/>
-      </w:pPr>
-      <w:r>
-        <w:rPr>
-          <w:b/>
-        </w:rPr>
-        <w:t>Держатель удостоверения – Damumed</w:t>
-      </w:r>
-      <w:r>
-        <w:t>, схема own-brand labelling, как и у общего браслета. Вопрос к юристу тот же.</w:t>
-      </w:r>
-    </w:p>
-    <w:p>
-      <w:pPr>
-        <w:pStyle w:val="ListBullet"/>
-      </w:pPr>
-      <w:r>
-        <w:rPr>
-          <w:b/>
-        </w:rPr>
-        <w:t>Приказ № ҚР ДСМ-39</w:t>
-      </w:r>
-      <w:r>
-        <w:t xml:space="preserve"> требует сертифицированных носимых медицинских устройств, чтобы дистанционное наблюдение засчитывалось официально (пункт 5 Требований, пункт 7 статьи 60 Кодекса «О здоровье народа»). Для этого продукта требование выполняется – в отличие от сценариев без регистрации.</w:t>
-      </w:r>
-    </w:p>
-    <w:p>
-      <w:pPr>
-        <w:pStyle w:val="Heading3"/>
-      </w:pPr>
-      <w:r>
-        <w:rPr>
-          <w:color w:val="177A50"/>
-        </w:rPr>
-        <w:t>7.2. Что делать с заводами</w:t>
-      </w:r>
-    </w:p>
-    <w:p>
-      <w:r>
-        <w:rPr>
-          <w:b/>
-        </w:rPr>
-        <w:t>SKU C добавляется в запрос отдельной строкой</w:t>
-      </w:r>
-      <w:r>
-        <w:t>, по схеме, уже сделанной для ЭКГ: котировка без обязательства заказывать. Стоимость запроса нулевая, на выходе – настоящая цена вместо оценки.</w:t>
-      </w:r>
-    </w:p>
-    <w:p>
-      <w:r>
-        <w:rPr>
-          <w:b/>
-        </w:rPr>
-        <w:t>Два отсекающих вопроса заводу:</w:t>
-      </w:r>
-    </w:p>
-    <w:p>
-      <w:r>
-        <w:t xml:space="preserve">1. </w:t>
-      </w:r>
-      <w:r>
-        <w:rPr>
-          <w:b/>
-        </w:rPr>
-        <w:t>Проходил ли ваш микроманжетный модуль ISO 81060-2?</w:t>
-      </w:r>
-    </w:p>
-    <w:p>
-      <w:r>
-        <w:t xml:space="preserve">2. </w:t>
-      </w:r>
-      <w:r>
-        <w:rPr>
-          <w:b/>
-        </w:rPr>
-        <w:t>Есть ли регистрация NMPA на изделие с этим модулем?</w:t>
-      </w:r>
-    </w:p>
-    <w:p>
-      <w:r>
-        <w:t>Они сразу отделяют серьёзных поставщиков от тех, кто просто добавляет строку «blood pressure» в список функций.</w:t>
-      </w:r>
-    </w:p>
-    <w:p>
-      <w:pPr>
-        <w:pStyle w:val="Heading3"/>
-      </w:pPr>
-      <w:r>
-        <w:rPr>
-          <w:color w:val="177A50"/>
-        </w:rPr>
-        <w:t>7.3. Кто из известных заводов что предлагает</w:t>
+        <w:t>6.3. Кто из известных заводов что предлагает</w:t>
       </w:r>
     </w:p>
     <w:tbl>
@@ -4219,7 +2849,7 @@
         <w:rPr>
           <w:color w:val="177A50"/>
         </w:rPr>
-        <w:t>8. Партнёрские треки: восемь игроков</w:t>
+        <w:t>7. Партнёрские треки: семь игроков</w:t>
       </w:r>
     </w:p>
     <w:p>
@@ -4235,7 +2865,7 @@
         <w:rPr>
           <w:color w:val="177A50"/>
         </w:rPr>
-        <w:t>8.1. 🇨🇳 Huawei – корпоративный контур</w:t>
+        <w:t>7.1. 🇨🇳 Huawei – корпоративный контур</w:t>
       </w:r>
     </w:p>
     <w:p>
@@ -4321,7 +2951,7 @@
         <w:rPr>
           <w:color w:val="177A50"/>
         </w:rPr>
-        <w:t>8.2. 🇰🇷 Sky Labs – главный кандидат</w:t>
+        <w:t>7.2. 🇰🇷 Sky Labs – главный кандидат</w:t>
       </w:r>
     </w:p>
     <w:p>
@@ -4428,7 +3058,7 @@
         <w:rPr>
           <w:color w:val="177A50"/>
         </w:rPr>
-        <w:t>8.3. 🇨🇭 Hilo – лицензия CALFREE</w:t>
+        <w:t>7.3. 🇨🇭 Hilo – лицензия CALFREE</w:t>
       </w:r>
     </w:p>
     <w:p>
@@ -4481,7 +3111,7 @@
         <w:rPr>
           <w:color w:val="177A50"/>
         </w:rPr>
-        <w:t>8.4. 🇺🇸 Valencell – лицензиар, а не производитель</w:t>
+        <w:t>7.4. 🇺🇸 Valencell – лицензиар, а не производитель</w:t>
       </w:r>
     </w:p>
     <w:p>
@@ -4535,7 +3165,21 @@
         <w:rPr>
           <w:color w:val="177A50"/>
         </w:rPr>
-        <w:t>8.5. 🇮🇱 Biobeat – не наш сегмент</w:t>
+        <w:t>7.5. 🇮🇱 Biobeat – направление закрыто</w:t>
+      </w:r>
+    </w:p>
+    <w:p>
+      <w:r>
+        <w:t xml:space="preserve">⛔ </w:t>
+      </w:r>
+      <w:r>
+        <w:rPr>
+          <w:b/>
+        </w:rPr>
+        <w:t>Со страницы АГ снят 06.09.2026</w:t>
+      </w:r>
+      <w:r>
+        <w:t xml:space="preserve"> как кандидат: письмо отправлено 06.09 на info@bio-beat.com, напоминание не шлём. Раздел оставлен в отчёте, потому что компания остаётся частью категории и её история важна для оценки рынка.</w:t>
       </w:r>
     </w:p>
     <w:p>
@@ -4592,7 +3236,7 @@
         <w:rPr>
           <w:color w:val="177A50"/>
         </w:rPr>
-        <w:t>8.6. 🇱🇺 LiveMetric – сильный допуск, слабая компания</w:t>
+        <w:t>7.6. 🇱🇺 LiveMetric – сильный допуск, слабая компания</w:t>
       </w:r>
     </w:p>
     <w:p>
@@ -4905,7 +3549,7 @@
         <w:rPr>
           <w:color w:val="177A50"/>
         </w:rPr>
-        <w:t>8.7. 🇺🇸 Vital Signals – наблюдаем</w:t>
+        <w:t>7.7. 🇺🇸 Vital Signals – наблюдаем</w:t>
       </w:r>
     </w:p>
     <w:p>
@@ -4962,7 +3606,7 @@
         <w:rPr>
           <w:color w:val="177A50"/>
         </w:rPr>
-        <w:t>9. Сравнение: восемь путей закрыть давление</w:t>
+        <w:t>8. Сравнение: шесть путей закрыть давление</w:t>
       </w:r>
     </w:p>
     <w:tbl>
@@ -5055,7 +3699,7 @@
                 <w:b/>
                 <w:sz w:val="18"/>
               </w:rPr>
-              <w:t>Цена пациенту</w:t>
+              <w:t>Цена</w:t>
             </w:r>
           </w:p>
         </w:tc>
@@ -5096,13 +3740,7 @@
                 <w:b/>
                 <w:sz w:val="18"/>
               </w:rPr>
-              <w:t>Ничего не менять</w:t>
-            </w:r>
-            <w:r>
-              <w:rPr>
-                <w:sz w:val="18"/>
-              </w:rPr>
-              <w:t xml:space="preserve"> – браслет плюс манжетный тонометр</w:t>
+              <w:t>SKU C – своя микроманжета</w:t>
             </w:r>
           </w:p>
         </w:tc>
@@ -5118,9 +3756,10 @@
             </w:r>
             <w:r>
               <w:rPr>
-                <w:sz w:val="18"/>
-              </w:rPr>
-              <w:t>нет</w:t>
+                <w:b/>
+                <w:sz w:val="18"/>
+              </w:rPr>
+              <w:t>да</w:t>
             </w:r>
           </w:p>
         </w:tc>
@@ -5138,7 +3777,7 @@
               <w:rPr>
                 <w:sz w:val="18"/>
               </w:rPr>
-              <w:t>чисто</w:t>
+              <w:t>своё РУ, класс 2а</w:t>
             </w:r>
           </w:p>
         </w:tc>
@@ -5156,7 +3795,7 @@
               <w:rPr>
                 <w:sz w:val="18"/>
               </w:rPr>
-              <w:t>14 990 ₸</w:t>
+              <w:t>не определена</w:t>
             </w:r>
           </w:p>
         </w:tc>
@@ -5174,7 +3813,14 @@
               <w:rPr>
                 <w:sz w:val="18"/>
               </w:rPr>
-              <w:t>база</w:t>
+              <w:t xml:space="preserve">✅ </w:t>
+            </w:r>
+            <w:r>
+              <w:rPr>
+                <w:b/>
+                <w:sz w:val="18"/>
+              </w:rPr>
+              <w:t>запросить котировку</w:t>
             </w:r>
           </w:p>
         </w:tc>
@@ -5195,7 +3841,7 @@
                 <w:b/>
                 <w:sz w:val="18"/>
               </w:rPr>
-              <w:t>SKU C – своя микроманжета</w:t>
+              <w:t>Huawei, корпоративный контур</w:t>
             </w:r>
           </w:p>
         </w:tc>
@@ -5211,7 +3857,6 @@
             </w:r>
             <w:r>
               <w:rPr>
-                <w:b/>
                 <w:sz w:val="18"/>
               </w:rPr>
               <w:t>да</w:t>
@@ -5232,7 +3877,7 @@
               <w:rPr>
                 <w:sz w:val="18"/>
               </w:rPr>
-              <w:t>своё РУ, класс 2а</w:t>
+              <w:t>нет, контур закрыт вне КНР</w:t>
             </w:r>
           </w:p>
         </w:tc>
@@ -5250,7 +3895,7 @@
               <w:rPr>
                 <w:sz w:val="18"/>
               </w:rPr>
-              <w:t>44 990 ₸</w:t>
+              <w:t>не публикуется</w:t>
             </w:r>
           </w:p>
         </w:tc>
@@ -5268,14 +3913,7 @@
               <w:rPr>
                 <w:sz w:val="18"/>
               </w:rPr>
-              <w:t xml:space="preserve">✅ </w:t>
-            </w:r>
-            <w:r>
-              <w:rPr>
-                <w:b/>
-                <w:sz w:val="18"/>
-              </w:rPr>
-              <w:t>запросить котировку</w:t>
+              <w:t>спросить</w:t>
             </w:r>
           </w:p>
         </w:tc>
@@ -5296,7 +3934,7 @@
                 <w:b/>
                 <w:sz w:val="18"/>
               </w:rPr>
-              <w:t>Huawei, корпоративный контур</w:t>
+              <w:t>Sky Labs – дистрибуция</w:t>
             </w:r>
           </w:p>
         </w:tc>
@@ -5332,7 +3970,7 @@
               <w:rPr>
                 <w:sz w:val="18"/>
               </w:rPr>
-              <w:t>нет, контур закрыт вне КНР</w:t>
+              <w:t>CE-MDR сокращает путь в ЕАЭС</w:t>
             </w:r>
           </w:p>
         </w:tc>
@@ -5350,7 +3988,7 @@
               <w:rPr>
                 <w:sz w:val="18"/>
               </w:rPr>
-              <w:t>не публикуется</w:t>
+              <w:t>$392</w:t>
             </w:r>
           </w:p>
         </w:tc>
@@ -5368,7 +4006,7 @@
               <w:rPr>
                 <w:sz w:val="18"/>
               </w:rPr>
-              <w:t>спросить</w:t>
+              <w:t>✅ писали первым</w:t>
             </w:r>
           </w:p>
         </w:tc>
@@ -5389,7 +4027,7 @@
                 <w:b/>
                 <w:sz w:val="18"/>
               </w:rPr>
-              <w:t>Sky Labs – дистрибуция</w:t>
+              <w:t>Hilo – лицензия CALFREE</w:t>
             </w:r>
           </w:p>
         </w:tc>
@@ -5407,7 +4045,7 @@
               <w:rPr>
                 <w:sz w:val="18"/>
               </w:rPr>
-              <w:t>да</w:t>
+              <w:t>с калибровкой манжетой</w:t>
             </w:r>
           </w:p>
         </w:tc>
@@ -5425,7 +4063,7 @@
               <w:rPr>
                 <w:sz w:val="18"/>
               </w:rPr>
-              <w:t>CE-MDR сокращает путь в ЕАЭС</w:t>
+              <w:t>нет</w:t>
             </w:r>
           </w:p>
         </w:tc>
@@ -5443,7 +4081,7 @@
               <w:rPr>
                 <w:sz w:val="18"/>
               </w:rPr>
-              <w:t>$392</w:t>
+              <w:t>неизвестна</w:t>
             </w:r>
           </w:p>
         </w:tc>
@@ -5461,7 +4099,7 @@
               <w:rPr>
                 <w:sz w:val="18"/>
               </w:rPr>
-              <w:t>✅ писали первым</w:t>
+              <w:t>ждём ответа</w:t>
             </w:r>
           </w:p>
         </w:tc>
@@ -5482,7 +4120,7 @@
                 <w:b/>
                 <w:sz w:val="18"/>
               </w:rPr>
-              <w:t>Hilo – лицензия CALFREE</w:t>
+              <w:t>Valencell – лицензия алгоритма</w:t>
             </w:r>
           </w:p>
         </w:tc>
@@ -5500,7 +4138,7 @@
               <w:rPr>
                 <w:sz w:val="18"/>
               </w:rPr>
-              <w:t>с калибровкой манжетой</w:t>
+              <w:t>без допуска</w:t>
             </w:r>
           </w:p>
         </w:tc>
@@ -5554,7 +4192,7 @@
               <w:rPr>
                 <w:sz w:val="18"/>
               </w:rPr>
-              <w:t>ждём ответа</w:t>
+              <w:t>спросили ради оптики</w:t>
             </w:r>
           </w:p>
         </w:tc>
@@ -5575,7 +4213,7 @@
                 <w:b/>
                 <w:sz w:val="18"/>
               </w:rPr>
-              <w:t>Valencell – лицензия алгоритма</w:t>
+              <w:t>LiveMetric – пилот или OEM</w:t>
             </w:r>
           </w:p>
         </w:tc>
@@ -5593,7 +4231,7 @@
               <w:rPr>
                 <w:sz w:val="18"/>
               </w:rPr>
-              <w:t>без допуска</w:t>
+              <w:t>да, тонометрия</w:t>
             </w:r>
           </w:p>
         </w:tc>
@@ -5647,192 +4285,6 @@
               <w:rPr>
                 <w:sz w:val="18"/>
               </w:rPr>
-              <w:t>спросили ради оптики</w:t>
-            </w:r>
-          </w:p>
-        </w:tc>
-      </w:tr>
-      <w:tr>
-        <w:tc>
-          <w:tcPr>
-            <w:tcW w:type="dxa" w:w="1994"/>
-          </w:tcPr>
-          <w:p>
-            <w:r>
-              <w:rPr>
-                <w:sz w:val="18"/>
-              </w:rPr>
-            </w:r>
-            <w:r>
-              <w:rPr>
-                <w:b/>
-                <w:sz w:val="18"/>
-              </w:rPr>
-              <w:t>Biobeat – пилот</w:t>
-            </w:r>
-          </w:p>
-        </w:tc>
-        <w:tc>
-          <w:tcPr>
-            <w:tcW w:type="dxa" w:w="1994"/>
-          </w:tcPr>
-          <w:p>
-            <w:r>
-              <w:rPr>
-                <w:sz w:val="18"/>
-              </w:rPr>
-            </w:r>
-            <w:r>
-              <w:rPr>
-                <w:sz w:val="18"/>
-              </w:rPr>
-              <w:t>да</w:t>
-            </w:r>
-          </w:p>
-        </w:tc>
-        <w:tc>
-          <w:tcPr>
-            <w:tcW w:type="dxa" w:w="1994"/>
-          </w:tcPr>
-          <w:p>
-            <w:r>
-              <w:rPr>
-                <w:sz w:val="18"/>
-              </w:rPr>
-            </w:r>
-            <w:r>
-              <w:rPr>
-                <w:sz w:val="18"/>
-              </w:rPr>
-              <w:t>нет</w:t>
-            </w:r>
-          </w:p>
-        </w:tc>
-        <w:tc>
-          <w:tcPr>
-            <w:tcW w:type="dxa" w:w="1994"/>
-          </w:tcPr>
-          <w:p>
-            <w:r>
-              <w:rPr>
-                <w:sz w:val="18"/>
-              </w:rPr>
-            </w:r>
-            <w:r>
-              <w:rPr>
-                <w:sz w:val="18"/>
-              </w:rPr>
-              <w:t>одноразовый расходник</w:t>
-            </w:r>
-          </w:p>
-        </w:tc>
-        <w:tc>
-          <w:tcPr>
-            <w:tcW w:type="dxa" w:w="1994"/>
-          </w:tcPr>
-          <w:p>
-            <w:r>
-              <w:rPr>
-                <w:sz w:val="18"/>
-              </w:rPr>
-            </w:r>
-            <w:r>
-              <w:rPr>
-                <w:sz w:val="18"/>
-              </w:rPr>
-              <w:t>не наш сегмент</w:t>
-            </w:r>
-          </w:p>
-        </w:tc>
-      </w:tr>
-      <w:tr>
-        <w:tc>
-          <w:tcPr>
-            <w:tcW w:type="dxa" w:w="1994"/>
-          </w:tcPr>
-          <w:p>
-            <w:r>
-              <w:rPr>
-                <w:sz w:val="18"/>
-              </w:rPr>
-            </w:r>
-            <w:r>
-              <w:rPr>
-                <w:b/>
-                <w:sz w:val="18"/>
-              </w:rPr>
-              <w:t>LiveMetric – пилот или OEM</w:t>
-            </w:r>
-          </w:p>
-        </w:tc>
-        <w:tc>
-          <w:tcPr>
-            <w:tcW w:type="dxa" w:w="1994"/>
-          </w:tcPr>
-          <w:p>
-            <w:r>
-              <w:rPr>
-                <w:sz w:val="18"/>
-              </w:rPr>
-            </w:r>
-            <w:r>
-              <w:rPr>
-                <w:sz w:val="18"/>
-              </w:rPr>
-              <w:t>да, тонометрия</w:t>
-            </w:r>
-          </w:p>
-        </w:tc>
-        <w:tc>
-          <w:tcPr>
-            <w:tcW w:type="dxa" w:w="1994"/>
-          </w:tcPr>
-          <w:p>
-            <w:r>
-              <w:rPr>
-                <w:sz w:val="18"/>
-              </w:rPr>
-            </w:r>
-            <w:r>
-              <w:rPr>
-                <w:sz w:val="18"/>
-              </w:rPr>
-              <w:t>нет</w:t>
-            </w:r>
-          </w:p>
-        </w:tc>
-        <w:tc>
-          <w:tcPr>
-            <w:tcW w:type="dxa" w:w="1994"/>
-          </w:tcPr>
-          <w:p>
-            <w:r>
-              <w:rPr>
-                <w:sz w:val="18"/>
-              </w:rPr>
-            </w:r>
-            <w:r>
-              <w:rPr>
-                <w:sz w:val="18"/>
-              </w:rPr>
-              <w:t>неизвестна</w:t>
-            </w:r>
-          </w:p>
-        </w:tc>
-        <w:tc>
-          <w:tcPr>
-            <w:tcW w:type="dxa" w:w="1994"/>
-          </w:tcPr>
-          <w:p>
-            <w:r>
-              <w:rPr>
-                <w:sz w:val="18"/>
-              </w:rPr>
-            </w:r>
-            <w:r>
-              <w:rPr>
-                <w:sz w:val="18"/>
-              </w:rPr>
               <w:t xml:space="preserve">📩 </w:t>
             </w:r>
             <w:r>
@@ -5861,7 +4313,7 @@
         <w:rPr>
           <w:b/>
         </w:rPr>
-        <w:t>Ни один путь не даёт одновременно цифру давления, законный статус в Казахстане и приемлемую цену.</w:t>
+        <w:t>Ни один путь не даёт одновременно цифру давления, законный статус в Казахстане и понятную цену.</w:t>
       </w:r>
       <w:r>
         <w:t xml:space="preserve"> Каждый жертвует чем-то одним. Это не недоработка анализа, а состояние отрасли: категория легализована меньше двух лет назад и до Казахстана ещё не дошла.</w:t>
@@ -5886,7 +4338,7 @@
         <w:rPr>
           <w:color w:val="177A50"/>
         </w:rPr>
-        <w:t>10. Риски</w:t>
+        <w:t>9. Риски</w:t>
       </w:r>
     </w:p>
     <w:p>
@@ -5900,7 +4352,7 @@
         <w:t>Закупочная цена модуля неизвестна.</w:t>
       </w:r>
       <w:r>
-        <w:t xml:space="preserve"> Вся экономика посчитана от оценки. Если завод назовёт больше 53,6 USD, продукт не выходит в плюс при партии 5 000.</w:t>
+        <w:t xml:space="preserve"> Оценочный диапазон 25–45 USD FOB кратно выше потолка 11,5 USD, которым ограничен общий браслет, но насколько – покажет только котировка. Это первый из двух вопросов, без которых нет ни цены, ни экономики.</w:t>
       </w:r>
     </w:p>
     <w:p>
@@ -5925,10 +4377,10 @@
         <w:rPr>
           <w:b/>
         </w:rPr>
-        <w:t>Объём.</w:t>
-      </w:r>
-      <w:r>
-        <w:t xml:space="preserve"> Минимальный жизнеспособный – 3 000 приборов. При цене 29 900 ₸ поликлинике это другой разговор с главным врачом, чем при 6 900 ₸: закупка переходит в иную бюджетную категорию.</w:t>
+        <w:t>Платёжеспособность поликлиники не проверена.</w:t>
+      </w:r>
+      <w:r>
+        <w:t xml:space="preserve"> Второй недостающий ответ, и он важнее первого: прибор с микроманжетой в любом случае в разы дороже общего браслета, а значит закупка переходит в другую бюджетную категорию и требует другого разговора с главным врачом. Пока этого разговора не было.</w:t>
       </w:r>
     </w:p>
     <w:p>
@@ -5981,7 +4433,7 @@
         <w:rPr>
           <w:color w:val="177A50"/>
         </w:rPr>
-        <w:t>11. Что делать</w:t>
+        <w:t>10. Что делать</w:t>
       </w:r>
     </w:p>
     <w:tbl>
@@ -6277,7 +4729,7 @@
               <w:rPr>
                 <w:sz w:val="18"/>
               </w:rPr>
-              <w:t>если нет ответов от Sky Labs, Valencell, Biobeat – напоминания в те же треды</w:t>
+              <w:t>если нет ответов от Sky Labs и Valencell – напоминания в те же треды</w:t>
             </w:r>
           </w:p>
         </w:tc>
@@ -6347,9 +4799,10 @@
             </w:r>
             <w:r>
               <w:rPr>
-                <w:sz w:val="18"/>
-              </w:rPr>
-              <w:t>после котировок</w:t>
+                <w:b/>
+                <w:sz w:val="18"/>
+              </w:rPr>
+              <w:t>сейчас</w:t>
             </w:r>
           </w:p>
         </w:tc>
@@ -6367,7 +4820,7 @@
               <w:rPr>
                 <w:sz w:val="18"/>
               </w:rPr>
-              <w:t>пересчитать цены продажи под реальную закупочную цену; принять решение по объёму партии</w:t>
+              <w:t>выяснить у главных врачей, из какой статьи оплачивается закупка приборов и какая сумма реальна</w:t>
             </w:r>
           </w:p>
         </w:tc>
@@ -6385,6 +4838,44 @@
             </w:r>
             <w:r>
               <w:rPr>
+                <w:sz w:val="18"/>
+              </w:rPr>
+              <w:t>после котировок</w:t>
+            </w:r>
+          </w:p>
+        </w:tc>
+        <w:tc>
+          <w:tcPr>
+            <w:tcW w:type="dxa" w:w="4986"/>
+          </w:tcPr>
+          <w:p>
+            <w:r>
+              <w:rPr>
+                <w:sz w:val="18"/>
+              </w:rPr>
+            </w:r>
+            <w:r>
+              <w:rPr>
+                <w:sz w:val="18"/>
+              </w:rPr>
+              <w:t>посчитать цену и экономику заново и вернуть разделы на страницу и в отчёт</w:t>
+            </w:r>
+          </w:p>
+        </w:tc>
+      </w:tr>
+      <w:tr>
+        <w:tc>
+          <w:tcPr>
+            <w:tcW w:type="dxa" w:w="4986"/>
+          </w:tcPr>
+          <w:p>
+            <w:r>
+              <w:rPr>
+                <w:sz w:val="18"/>
+              </w:rPr>
+            </w:r>
+            <w:r>
+              <w:rPr>
                 <w:b/>
                 <w:sz w:val="18"/>
               </w:rPr>
@@ -6421,7 +4912,7 @@
         <w:rPr>
           <w:color w:val="177A50"/>
         </w:rPr>
-        <w:t>12. Источники</w:t>
+        <w:t>11. Источники</w:t>
       </w:r>
     </w:p>
     <w:p>
